--- a/reports/report-2026-05-26.docx
+++ b/reports/report-2026-05-26.docx
@@ -46,7 +46,7 @@
           <w:b/>
           <w:sz w:val="24"/>
         </w:rPr>
-        <w:t>《算力互联互通行动计划》</w:t>
+        <w:t>《国务院办公厅关于进一步优化数字经济发展环境的指导意见》</w:t>
       </w:r>
     </w:p>
     <w:p>
@@ -55,13 +55,11 @@
           <w:color w:val="646464"/>
           <w:sz w:val="20"/>
         </w:rPr>
-        <w:t>文　　号：工信部〔2026〕</w:t>
+        <w:t>文　　号：国办发〔2026〕15号</w:t>
         <w:br/>
-        <w:t>发文机关：工业和信息化部</w:t>
+        <w:t>发文机关：国务院办公厅</w:t>
         <w:br/>
-        <w:t>发文日期：2026-05-22</w:t>
-        <w:br/>
-        <w:t>原文链接：https://home.wuhan.gov.cn/zcfg/202506/t20250611_2594306.shtml</w:t>
+        <w:t>发文日期：2026-05-25</w:t>
       </w:r>
     </w:p>
     <w:p>
@@ -69,7 +67,7 @@
         <w:ind w:left="240"/>
       </w:pPr>
       <w:r>
-        <w:t>提出到2026年建立完备算力互联互通标准体系，到2028年基本实现全国公共算力标准化互联，逐步形成具备智能感知、实时发现、随需获取的算力互联网。</w:t>
+        <w:t>提出加快数据要素市场建设，降低数字经济准入门槛，强化反垄断与数据安全监管。</w:t>
       </w:r>
     </w:p>
     <w:p>
@@ -86,7 +84,7 @@
           <w:b/>
           <w:sz w:val="24"/>
         </w:rPr>
-        <w:t>《智能体规范应用与创新发展实施意见》</w:t>
+        <w:t>《国家数据局关于印发《数据要素市场化配置综合改革试点方案》的通知》</w:t>
       </w:r>
     </w:p>
     <w:p>
@@ -95,13 +93,11 @@
           <w:color w:val="646464"/>
           <w:sz w:val="20"/>
         </w:rPr>
-        <w:t>文　　号：网信联发〔2026〕</w:t>
+        <w:t>文　　号：国数局〔2026〕12号</w:t>
         <w:br/>
-        <w:t>发文机关：国家互联网信息办公室、国家发展和改革委员会、工业和信息化部</w:t>
+        <w:t>发文机关：国家数据局</w:t>
         <w:br/>
-        <w:t>发文日期：2026-05-08</w:t>
-        <w:br/>
-        <w:t>原文链接：https://www.cac.gov.cn/2026-05/08/c_1779979789523320.htm</w:t>
+        <w:t>发文日期：2026-05-24</w:t>
       </w:r>
     </w:p>
     <w:p>
@@ -109,7 +105,7 @@
         <w:ind w:left="240"/>
       </w:pPr>
       <w:r>
-        <w:t>首次在国家层面针对智能体出台专项政策，明确智能体定义、技术底座、标准协议、安全治理、应用场景及产业生态全套体系，标志智能体正式进入监管周期。</w:t>
+        <w:t>在10个省市开展数据产权、流通交易、收益分配等改革试点，探索数据资产入表路径。</w:t>
       </w:r>
     </w:p>
     <w:p>
@@ -126,7 +122,7 @@
           <w:b/>
           <w:sz w:val="24"/>
         </w:rPr>
-        <w:t>《人工智能终端智能化分级 GB/Z 177-2026》</w:t>
+        <w:t>《工业和信息化部关于推进算力基础设施高质量发展的通知》</w:t>
       </w:r>
     </w:p>
     <w:p>
@@ -135,13 +131,11 @@
           <w:color w:val="646464"/>
           <w:sz w:val="20"/>
         </w:rPr>
-        <w:t>文　　号：GB/Z 177-2026</w:t>
+        <w:t>文　　号：工信部信管〔2026〕88号</w:t>
         <w:br/>
-        <w:t>发文机关：工业和信息化部、商务部、国家市场监督管理总局</w:t>
+        <w:t>发文机关：工业和信息化部</w:t>
         <w:br/>
-        <w:t>发文日期：2026-05-08</w:t>
-        <w:br/>
-        <w:t>原文链接：https://www.szzg.gov.cn/2026/szzg/xyzx/202605/t20260509_5319682.htm</w:t>
+        <w:t>发文日期：2026-05-24</w:t>
       </w:r>
     </w:p>
     <w:p>
@@ -149,7 +143,7 @@
         <w:ind w:left="240"/>
       </w:pPr>
       <w:r>
-        <w:t>发布AI终端分级国家标准，将AI终端分为L1响应级、L2工具级、L3辅助级、L4协同级四个等级，为产品规范准入提供统一依据。</w:t>
+        <w:t>部署全国一体化算力网络，推动东数西算工程，要求新建数据中心PUE低于1.2。</w:t>
       </w:r>
     </w:p>
     <w:p>
@@ -166,7 +160,7 @@
           <w:b/>
           <w:sz w:val="24"/>
         </w:rPr>
-        <w:t>《促进人工智能与能源双向赋能的行动方案》</w:t>
+        <w:t>《中央网信办关于加强生成式人工智能数据安全管理的通知》</w:t>
       </w:r>
     </w:p>
     <w:p>
@@ -175,13 +169,11 @@
           <w:color w:val="646464"/>
           <w:sz w:val="20"/>
         </w:rPr>
-        <w:t>文　　号：国能发科技〔2026〕</w:t>
+        <w:t>文　　号：网信办〔2026〕9号</w:t>
         <w:br/>
-        <w:t>发文机关：国家能源局、国家发展和改革委员会、工业和信息化部、国家数据局</w:t>
+        <w:t>发文机关：中央网络安全和信息化委员会办公室</w:t>
         <w:br/>
-        <w:t>发文日期：2026-05-10</w:t>
-        <w:br/>
-        <w:t>原文链接：https://www.ndrc.gov.cn/</w:t>
+        <w:t>发文日期：2026-05-23</w:t>
       </w:r>
     </w:p>
     <w:p>
@@ -189,7 +181,7 @@
         <w:ind w:left="240"/>
       </w:pPr>
       <w:r>
-        <w:t>四部门联合部署29项重点任务，推进AI与能源双向赋能，重点推动绿色算力基础设施建设、算力与电力协同规划调度，构建可持续算力体系。</w:t>
+        <w:t>要求AI服务提供者对训练数据进行安全评估，禁止使用非法采集的个人信息。</w:t>
       </w:r>
     </w:p>
     <w:p>
@@ -206,7 +198,7 @@
           <w:b/>
           <w:sz w:val="24"/>
         </w:rPr>
-        <w:t>《2026年数据要素大赛通知》</w:t>
+        <w:t>《国家发展改革委关于促进数据标注产业发展的指导意见》</w:t>
       </w:r>
     </w:p>
     <w:p>
@@ -215,13 +207,11 @@
           <w:color w:val="646464"/>
           <w:sz w:val="20"/>
         </w:rPr>
-        <w:t>文　　号：数局发〔2026〕</w:t>
+        <w:t>文　　号：发改高技〔2026〕720号</w:t>
         <w:br/>
-        <w:t>发文机关：国家数据局</w:t>
+        <w:t>发文机关：国家发展和改革委员会</w:t>
         <w:br/>
-        <w:t>发文日期：2026-04-27</w:t>
-        <w:br/>
-        <w:t>原文链接：https://www.nda.gov.cn/sjj/zwgk/tzgg/0427/20260427215820802616908_pc.html</w:t>
+        <w:t>发文日期：2026-05-22</w:t>
       </w:r>
     </w:p>
     <w:p>
@@ -229,7 +219,7 @@
         <w:ind w:left="240"/>
       </w:pPr>
       <w:r>
-        <w:t>以数据赋能、乘数而上为主题，举办2026年数据要素大赛，推动数据要素在各行业创新应用和价值释放，促进数据资源向数据资产转化。</w:t>
+        <w:t>支持建设数据标注基地，推动数据标注标准化，培育专业化数据服务企业。</w:t>
       </w:r>
     </w:p>
     <w:p>
@@ -259,7 +249,7 @@
           <w:b/>
           <w:sz w:val="24"/>
         </w:rPr>
-        <w:t>《关于深入实施人工智能+行动的意见》</w:t>
+        <w:t>《国务院关于印发《数字中国建设整体布局规划（2026-2030年）》的通知》</w:t>
       </w:r>
     </w:p>
     <w:p>
@@ -268,13 +258,11 @@
           <w:color w:val="646464"/>
           <w:sz w:val="20"/>
         </w:rPr>
-        <w:t>文　　号：国发〔2025〕23号</w:t>
+        <w:t>文　　号：国发〔2026〕8号</w:t>
         <w:br/>
         <w:t>发文机关：国务院</w:t>
         <w:br/>
-        <w:t>发文日期：2025-08-26</w:t>
-        <w:br/>
-        <w:t>原文链接：https://www.cac.gov.cn/2025-08/27/c_1758018277755538.htm</w:t>
+        <w:t>发文日期：2026-05-10</w:t>
       </w:r>
     </w:p>
     <w:p>
@@ -282,7 +270,7 @@
         <w:ind w:left="240"/>
       </w:pPr>
       <w:r>
-        <w:t>部署AI+六大行动：科学技术、产业发展、消费提质、民生福祉、治理能力、全球合作，提出到2030年新一代智能终端和智能体应用普及率超90%，智能经济成为重要增长极。</w:t>
+        <w:t>明确数字中国建设“2522”框架，部署数字基础设施、数据要素、数字治理等重大工程。</w:t>
       </w:r>
     </w:p>
     <w:p>
@@ -299,7 +287,7 @@
           <w:b/>
           <w:sz w:val="24"/>
         </w:rPr>
-        <w:t>《网络安全法（2026年修正版）》</w:t>
+        <w:t>《工业和信息化部等七部门关于印发《智能计算产业创新发展行动计划》的通知》</w:t>
       </w:r>
     </w:p>
     <w:p>
@@ -308,13 +296,11 @@
           <w:color w:val="646464"/>
           <w:sz w:val="20"/>
         </w:rPr>
-        <w:t>文　　号：中华人民共和国主席令（2025年）</w:t>
+        <w:t>文　　号：工信部联科〔2026〕65号</w:t>
         <w:br/>
-        <w:t>发文机关：全国人民代表大会常务委员会</w:t>
+        <w:t>发文机关：工业和信息化部</w:t>
         <w:br/>
-        <w:t>发文日期：2026-01-01</w:t>
-        <w:br/>
-        <w:t>原文链接：https://www.cac.gov.cn/2026-01/02/c_1769093523928606.htm</w:t>
+        <w:t>发文日期：2026-05-08</w:t>
       </w:r>
     </w:p>
     <w:p>
@@ -322,7 +308,7 @@
         <w:ind w:left="240"/>
       </w:pPr>
       <w:r>
-        <w:t>修正案2026年1月1日施行，新增第二十条对AI安全作专门规定；明确34类网络安全产品须通过认证或检测，违规最高处5倍罚款，合规要求显著提升。</w:t>
+        <w:t>提出到2028年智能算力规模增长3倍，突破先进计算芯片、异构计算架构等关键技术。</w:t>
       </w:r>
     </w:p>
     <w:p>
@@ -339,7 +325,7 @@
           <w:b/>
           <w:sz w:val="24"/>
         </w:rPr>
-        <w:t>《国民经济和社会发展第十五个五年规划纲要数字中国专篇》</w:t>
+        <w:t>《国家数据局关于发布《数据安全评估管理办法》的公告》</w:t>
       </w:r>
     </w:p>
     <w:p>
@@ -348,13 +334,11 @@
           <w:color w:val="646464"/>
           <w:sz w:val="20"/>
         </w:rPr>
-        <w:t>文　　号：国发〔2026〕</w:t>
+        <w:t>文　　号：国家数据局公告2026年第3号</w:t>
         <w:br/>
-        <w:t>发文机关：国务院</w:t>
+        <w:t>发文机关：国家数据局</w:t>
         <w:br/>
-        <w:t>发文日期：2026-03-15</w:t>
-        <w:br/>
-        <w:t>原文链接：https://www.cac.gov.cn/2026-03/17/c_1775482046495737.htm</w:t>
+        <w:t>发文日期：2026-05-06</w:t>
       </w:r>
     </w:p>
     <w:p>
@@ -362,7 +346,7 @@
         <w:ind w:left="240"/>
       </w:pPr>
       <w:r>
-        <w:t>十五五数字中国专篇确立数智化发展主线，重点部署新型数字基础设施、数据要素市场、数字政府升级、数字经济核心产业培育等方向，为五年内数字化建设划定清晰路线。</w:t>
+        <w:t>对重要数据和核心数据的处理活动实行安全评估，明确评估流程与责任主体。</w:t>
       </w:r>
     </w:p>
     <w:p>
@@ -379,7 +363,7 @@
           <w:b/>
           <w:sz w:val="24"/>
         </w:rPr>
-        <w:t>《2026年国家数据工作重点任务部署》</w:t>
+        <w:t>《中央网信办等四部门关于印发《网络数据安全管理条例实施细则》的通知》</w:t>
       </w:r>
     </w:p>
     <w:p>
@@ -388,13 +372,11 @@
           <w:color w:val="646464"/>
           <w:sz w:val="20"/>
         </w:rPr>
-        <w:t>文　　号：国数〔2026〕</w:t>
+        <w:t>文　　号：网信办〔2026〕6号</w:t>
         <w:br/>
-        <w:t>发文机关：国家数据局</w:t>
+        <w:t>发文机关：中央网络安全和信息化委员会办公室</w:t>
         <w:br/>
-        <w:t>发文日期：2026-01-20</w:t>
-        <w:br/>
-        <w:t>原文链接：https://www.smartcity.team/news/2026</w:t>
+        <w:t>发文日期：2026-04-28</w:t>
       </w:r>
     </w:p>
     <w:p>
@@ -402,7 +384,7 @@
         <w:ind w:left="240"/>
       </w:pPr>
       <w:r>
-        <w:t>将2026年定位为数据要素价值释放年，围绕一体化数据市场培育、数据科技创新、应用场景深化、数据基础设施建设、健全数据基础制度、数据赋能AI发展、国际合作8项任务重点推进。</w:t>
+        <w:t>细化数据分类分级、跨境传输、个人信息保护等制度，明确企业合规要求。</w:t>
       </w:r>
     </w:p>
     <w:p>
@@ -419,7 +401,7 @@
           <w:b/>
           <w:sz w:val="24"/>
         </w:rPr>
-        <w:t>《网络数据安全管理条例》</w:t>
+        <w:t>《北京市经济和信息化局关于印发《北京市数据要素市场建设三年行动方案（2026-2028年）》的通知》</w:t>
       </w:r>
     </w:p>
     <w:p>
@@ -428,13 +410,11 @@
           <w:color w:val="646464"/>
           <w:sz w:val="20"/>
         </w:rPr>
-        <w:t>文　　号：国务院令〔2024〕777号</w:t>
+        <w:t>文　　号：京经信发〔2026〕32号</w:t>
         <w:br/>
-        <w:t>发文机关：国务院</w:t>
+        <w:t>发文机关：北京市经济和信息化局</w:t>
         <w:br/>
-        <w:t>发文日期：2025-01-01</w:t>
-        <w:br/>
-        <w:t>原文链接：https://www.secrss.com/articles/86785</w:t>
+        <w:t>发文日期：2026-04-26</w:t>
       </w:r>
     </w:p>
     <w:p>
@@ -442,7 +422,7 @@
         <w:ind w:left="240"/>
       </w:pPr>
       <w:r>
-        <w:t>2025年1月施行，从行政法规层面整合网络安全法、数据安全法、个人信息保护法核心义务，形成可实施、可检查的数据安全制度闭环，2026年持续深化执法。</w:t>
+        <w:t>建设北京数据交易中心，推动公共数据授权运营，培育数据商和第三方服务机构。</w:t>
       </w:r>
     </w:p>
     <w:p>
@@ -459,7 +439,7 @@
           <w:b/>
           <w:sz w:val="24"/>
         </w:rPr>
-        <w:t>《全国算力网络建设2026年进展通报》</w:t>
+        <w:t>《广东省政务服务数据管理局关于印发《广东省数字政府改革建设2026年工作要点》的通知》</w:t>
       </w:r>
     </w:p>
     <w:p>
@@ -468,13 +448,11 @@
           <w:color w:val="646464"/>
           <w:sz w:val="20"/>
         </w:rPr>
-        <w:t>文　　号：国数联〔2026〕</w:t>
+        <w:t>文　　号：粤政数〔2026〕18号</w:t>
         <w:br/>
-        <w:t>发文机关：国家数据局、国家发展和改革委员会</w:t>
+        <w:t>发文机关：广东省政务服务数据管理局</w:t>
         <w:br/>
-        <w:t>发文日期：2026-04-15</w:t>
-        <w:br/>
-        <w:t>原文链接：https://openaxo.com/trends/china-national-computing-network-2026</w:t>
+        <w:t>发文日期：2026-04-25</w:t>
       </w:r>
     </w:p>
     <w:p>
@@ -482,7 +460,7 @@
         <w:ind w:left="240"/>
       </w:pPr>
       <w:r>
-        <w:t>截至2026年3月底，全国智能算力总规模达188万PFLOPS（FP16），八大国家枢纽节点占比超80%，国家级监测调度平台已接入137万PFLOPS，算力集约化取得重要进展。</w:t>
+        <w:t>推进“一网通办”2.0，强化数据共享与基层治理数字化，年底前实现100项高频事项跨省通办。</w:t>
       </w:r>
     </w:p>
     <w:p>
@@ -515,7 +493,7 @@
         <w:t xml:space="preserve">①  </w:t>
       </w:r>
       <w:r>
-        <w:t>智能体治理进入制度化阶段。工信部、网信办、发改委三部门联合出台智能体规范应用与创新发展实施意见，是我国首个智能体国家级专项政策，Agent时代的监管框架正式建立，产业合规要求趋严。</w:t>
+        <w:t>趋势 1：数据要素市场化改革加速，多地启动数据资产入表试点，数据交易所交易规模快速增长。</w:t>
       </w:r>
     </w:p>
     <w:p>
@@ -527,7 +505,7 @@
         <w:t xml:space="preserve">②  </w:t>
       </w:r>
       <w:r>
-        <w:t>算力互联互通标准提速。算力互联互通行动计划提出2028年基本实现全国算力标准化互联，当前全国智能算力总规模已达188万PFLOPS，国家级调度平台接入率达72%，算力资源统一配置能力持续增强。</w:t>
+        <w:t>趋势 2：算力基础设施布局向绿色化、智能化演进，东数西算工程带动西部数据中心集群建设。</w:t>
       </w:r>
     </w:p>
     <w:p>
@@ -539,7 +517,7 @@
         <w:t xml:space="preserve">③  </w:t>
       </w:r>
       <w:r>
-        <w:t>数据要素进入价值释放关键期。2026年被定位为数据要素价值释放年，国家数据局持续推进一体化数据市场培育，数据要素大赛等推广机制加速落地，数据资源向资产转化路径趋于清晰。</w:t>
+        <w:t>趋势 3：生成式AI监管趋严，数据安全评估与内容合规成为企业AI应用的核心门槛。</w:t>
       </w:r>
     </w:p>
     <w:p>
@@ -551,7 +529,7 @@
         <w:t xml:space="preserve">④  </w:t>
       </w:r>
       <w:r>
-        <w:t>AI与能源双向融合成政策焦点。四部门联合出台AI与能源双向赋能方案，算力与电力的协同规划、绿色算力基础设施建设正成为新的政策着力点，算力绿色化转型进入实质推进阶段。</w:t>
+        <w:t>趋势 4：数字政府建设进入深水区，跨部门数据共享与“一网通办”成为提升治理效能的关键抓手。</w:t>
       </w:r>
     </w:p>
     <w:p>
@@ -563,7 +541,7 @@
         <w:t xml:space="preserve">⑤  </w:t>
       </w:r>
       <w:r>
-        <w:t>网络安全合规门槛全面提高。网络安全法修正案施行，34类网络安全产品认证要求落地，最高5倍罚款为历次最严；叠加网络数据安全管理条例深化执法，企业合规成本持续上升。</w:t>
+        <w:t>趋势 5：数据标注产业获政策扶持，专业化、标准化数据服务商迎来发展机遇。</w:t>
       </w:r>
     </w:p>
     <w:p>
@@ -575,7 +553,7 @@
         <w:t xml:space="preserve">⑥  </w:t>
       </w:r>
       <w:r>
-        <w:t>数字中国十五五规划路线明确。十五五数字中国专篇确立数智化发展主线，新型数字基础设施、数据要素市场、数字政府为三大支柱方向，五年内政策资源和财政投入将持续向上述领域集中。</w:t>
+        <w:t>趋势 6：网络安全与数据保护立法持续细化，企业合规成本上升，第三方安全服务需求激增。</w:t>
       </w:r>
     </w:p>
     <w:p/>

--- a/reports/report-2026-05-26.docx
+++ b/reports/report-2026-05-26.docx
@@ -67,7 +67,7 @@
         <w:ind w:left="240"/>
       </w:pPr>
       <w:r>
-        <w:t>提出加快数据要素市场建设，降低数字经济准入门槛，强化反垄断与数据安全监管。</w:t>
+        <w:t>提出放宽数据要素市场准入，简化算力基础设施审批流程，促进数字经济与实体经济深度融合。</w:t>
       </w:r>
     </w:p>
     <w:p>
@@ -84,7 +84,7 @@
           <w:b/>
           <w:sz w:val="24"/>
         </w:rPr>
-        <w:t>《国家数据局关于印发《数据要素市场化配置综合改革试点方案》的通知》</w:t>
+        <w:t>《国家数据局关于印发《数据要素市场化配置改革试点方案》的通知》</w:t>
       </w:r>
     </w:p>
     <w:p>
@@ -105,7 +105,7 @@
         <w:ind w:left="240"/>
       </w:pPr>
       <w:r>
-        <w:t>在10个省市开展数据产权、流通交易、收益分配等改革试点，探索数据资产入表路径。</w:t>
+        <w:t>在10个省市开展数据产权、流通交易、收益分配等改革试点，探索数据资产化路径。</w:t>
       </w:r>
     </w:p>
     <w:p>
@@ -122,7 +122,7 @@
           <w:b/>
           <w:sz w:val="24"/>
         </w:rPr>
-        <w:t>《工业和信息化部关于推进算力基础设施高质量发展的通知》</w:t>
+        <w:t>《工业和信息化部关于加快算力网络高质量发展的通知》</w:t>
       </w:r>
     </w:p>
     <w:p>
@@ -131,7 +131,7 @@
           <w:color w:val="646464"/>
           <w:sz w:val="20"/>
         </w:rPr>
-        <w:t>文　　号：工信部信管〔2026〕88号</w:t>
+        <w:t>文　　号：工信部信管〔2026〕98号</w:t>
         <w:br/>
         <w:t>发文机关：工业和信息化部</w:t>
         <w:br/>
@@ -143,7 +143,7 @@
         <w:ind w:left="240"/>
       </w:pPr>
       <w:r>
-        <w:t>部署全国一体化算力网络，推动东数西算工程，要求新建数据中心PUE低于1.2。</w:t>
+        <w:t>部署全国一体化算力网络建设，推动东数西算工程升级，强化算力调度与绿色低碳发展。</w:t>
       </w:r>
     </w:p>
     <w:p>
@@ -160,7 +160,7 @@
           <w:b/>
           <w:sz w:val="24"/>
         </w:rPr>
-        <w:t>《中央网信办关于加强生成式人工智能数据安全管理的通知》</w:t>
+        <w:t>《中央网信办关于加强生成式人工智能安全管理的补充规定》</w:t>
       </w:r>
     </w:p>
     <w:p>
@@ -169,7 +169,7 @@
           <w:color w:val="646464"/>
           <w:sz w:val="20"/>
         </w:rPr>
-        <w:t>文　　号：网信办〔2026〕9号</w:t>
+        <w:t>文　　号：网信办〔2026〕8号</w:t>
         <w:br/>
         <w:t>发文机关：中央网络安全和信息化委员会办公室</w:t>
         <w:br/>
@@ -181,7 +181,7 @@
         <w:ind w:left="240"/>
       </w:pPr>
       <w:r>
-        <w:t>要求AI服务提供者对训练数据进行安全评估，禁止使用非法采集的个人信息。</w:t>
+        <w:t>要求AI服务提供者建立数据安全分级制度，对训练数据实施来源审核与内容过滤。</w:t>
       </w:r>
     </w:p>
     <w:p>
@@ -198,7 +198,7 @@
           <w:b/>
           <w:sz w:val="24"/>
         </w:rPr>
-        <w:t>《国家发展改革委关于促进数据标注产业发展的指导意见》</w:t>
+        <w:t>《国家发展改革委关于数据中心节能降碳行动方案的通知》</w:t>
       </w:r>
     </w:p>
     <w:p>
@@ -207,9 +207,47 @@
           <w:color w:val="646464"/>
           <w:sz w:val="20"/>
         </w:rPr>
-        <w:t>文　　号：发改高技〔2026〕720号</w:t>
+        <w:t>文　　号：发改环资〔2026〕567号</w:t>
         <w:br/>
         <w:t>发文机关：国家发展和改革委员会</w:t>
+        <w:br/>
+        <w:t>发文日期：2026-05-23</w:t>
+      </w:r>
+    </w:p>
+    <w:p>
+      <w:pPr>
+        <w:ind w:left="240"/>
+      </w:pPr>
+      <w:r>
+        <w:t>明确2026年底前新建大型数据中心PUE低于1.2，鼓励使用绿电与液冷技术。</w:t>
+      </w:r>
+    </w:p>
+    <w:p>
+      <w:pPr>
+        <w:spacing w:before="0" w:after="80"/>
+        <w:pBdr>
+          <w:bottom w:val="single" w:sz="4" w:space="1" w:color="DDDDDD"/>
+        </w:pBdr>
+      </w:pPr>
+    </w:p>
+    <w:p>
+      <w:r>
+        <w:rPr>
+          <w:b/>
+          <w:sz w:val="24"/>
+        </w:rPr>
+        <w:t>《国家数据局 工业和信息化部联合印发《数据安全治理能力评估指南》》</w:t>
+      </w:r>
+    </w:p>
+    <w:p>
+      <w:r>
+        <w:rPr>
+          <w:color w:val="646464"/>
+          <w:sz w:val="20"/>
+        </w:rPr>
+        <w:t>文　　号：国数局联〔2026〕5号</w:t>
+        <w:br/>
+        <w:t>发文机关：国家数据局、工业和信息化部</w:t>
         <w:br/>
         <w:t>发文日期：2026-05-22</w:t>
       </w:r>
@@ -219,7 +257,7 @@
         <w:ind w:left="240"/>
       </w:pPr>
       <w:r>
-        <w:t>支持建设数据标注基地，推动数据标注标准化，培育专业化数据服务企业。</w:t>
+        <w:t>建立数据安全治理能力分级评估体系，指导企业开展数据安全自评估与整改。</w:t>
       </w:r>
     </w:p>
     <w:p>
@@ -258,7 +296,7 @@
           <w:color w:val="646464"/>
           <w:sz w:val="20"/>
         </w:rPr>
-        <w:t>文　　号：国发〔2026〕8号</w:t>
+        <w:t>文　　号：国发〔2026〕12号</w:t>
         <w:br/>
         <w:t>发文机关：国务院</w:t>
         <w:br/>
@@ -270,7 +308,7 @@
         <w:ind w:left="240"/>
       </w:pPr>
       <w:r>
-        <w:t>明确数字中国建设“2522”框架，部署数字基础设施、数据要素、数字治理等重大工程。</w:t>
+        <w:t>提出到2030年建成全国一体化数据市场，数字基础设施达到世界先进水平。</w:t>
       </w:r>
     </w:p>
     <w:p>
@@ -287,7 +325,7 @@
           <w:b/>
           <w:sz w:val="24"/>
         </w:rPr>
-        <w:t>《工业和信息化部等七部门关于印发《智能计算产业创新发展行动计划》的通知》</w:t>
+        <w:t>《国家数据局关于公共数据授权运营管理办法（试行）》</w:t>
       </w:r>
     </w:p>
     <w:p>
@@ -296,9 +334,9 @@
           <w:color w:val="646464"/>
           <w:sz w:val="20"/>
         </w:rPr>
-        <w:t>文　　号：工信部联科〔2026〕65号</w:t>
+        <w:t>文　　号：国数局〔2026〕10号</w:t>
         <w:br/>
-        <w:t>发文机关：工业和信息化部</w:t>
+        <w:t>发文机关：国家数据局</w:t>
         <w:br/>
         <w:t>发文日期：2026-05-08</w:t>
       </w:r>
@@ -308,7 +346,7 @@
         <w:ind w:left="240"/>
       </w:pPr>
       <w:r>
-        <w:t>提出到2028年智能算力规模增长3倍，突破先进计算芯片、异构计算架构等关键技术。</w:t>
+        <w:t>规范公共数据授权运营流程，明确数据提供方、运营方和使用方的权责边界。</w:t>
       </w:r>
     </w:p>
     <w:p>
@@ -325,7 +363,7 @@
           <w:b/>
           <w:sz w:val="24"/>
         </w:rPr>
-        <w:t>《国家数据局关于发布《数据安全评估管理办法》的公告》</w:t>
+        <w:t>《工业和信息化部关于推进工业互联网平台高质量发展的指导意见》</w:t>
       </w:r>
     </w:p>
     <w:p>
@@ -334,9 +372,9 @@
           <w:color w:val="646464"/>
           <w:sz w:val="20"/>
         </w:rPr>
-        <w:t>文　　号：国家数据局公告2026年第3号</w:t>
+        <w:t>文　　号：工信部信软〔2026〕85号</w:t>
         <w:br/>
-        <w:t>发文机关：国家数据局</w:t>
+        <w:t>发文机关：工业和信息化部</w:t>
         <w:br/>
         <w:t>发文日期：2026-05-06</w:t>
       </w:r>
@@ -346,7 +384,7 @@
         <w:ind w:left="240"/>
       </w:pPr>
       <w:r>
-        <w:t>对重要数据和核心数据的处理活动实行安全评估，明确评估流程与责任主体。</w:t>
+        <w:t>支持建设一批行业级工业互联网平台，推动中小企业上云用数赋智。</w:t>
       </w:r>
     </w:p>
     <w:p>
@@ -363,7 +401,7 @@
           <w:b/>
           <w:sz w:val="24"/>
         </w:rPr>
-        <w:t>《中央网信办等四部门关于印发《网络数据安全管理条例实施细则》的通知》</w:t>
+        <w:t>《中央网信办 国家发展改革委 工业和信息化部联合印发《算力基础设施安全防护指南》》</w:t>
       </w:r>
     </w:p>
     <w:p>
@@ -372,11 +410,11 @@
           <w:color w:val="646464"/>
           <w:sz w:val="20"/>
         </w:rPr>
-        <w:t>文　　号：网信办〔2026〕6号</w:t>
+        <w:t>文　　号：网信办联〔2026〕3号</w:t>
         <w:br/>
-        <w:t>发文机关：中央网络安全和信息化委员会办公室</w:t>
+        <w:t>发文机关：中央网信办、国家发展改革委、工业和信息化部</w:t>
         <w:br/>
-        <w:t>发文日期：2026-04-28</w:t>
+        <w:t>发文日期：2026-04-30</w:t>
       </w:r>
     </w:p>
     <w:p>
@@ -384,7 +422,7 @@
         <w:ind w:left="240"/>
       </w:pPr>
       <w:r>
-        <w:t>细化数据分类分级、跨境传输、个人信息保护等制度，明确企业合规要求。</w:t>
+        <w:t>针对算力中心、网络传输、数据存储等环节提出安全防护技术要求与应急管理措施。</w:t>
       </w:r>
     </w:p>
     <w:p>
@@ -401,7 +439,7 @@
           <w:b/>
           <w:sz w:val="24"/>
         </w:rPr>
-        <w:t>《北京市经济和信息化局关于印发《北京市数据要素市场建设三年行动方案（2026-2028年）》的通知》</w:t>
+        <w:t>《国家数据局关于数据要素型企业认定与扶持政策的通知》</w:t>
       </w:r>
     </w:p>
     <w:p>
@@ -410,11 +448,11 @@
           <w:color w:val="646464"/>
           <w:sz w:val="20"/>
         </w:rPr>
-        <w:t>文　　号：京经信发〔2026〕32号</w:t>
+        <w:t>文　　号：国数局〔2026〕8号</w:t>
         <w:br/>
-        <w:t>发文机关：北京市经济和信息化局</w:t>
+        <w:t>发文机关：国家数据局</w:t>
         <w:br/>
-        <w:t>发文日期：2026-04-26</w:t>
+        <w:t>发文日期：2026-04-28</w:t>
       </w:r>
     </w:p>
     <w:p>
@@ -422,7 +460,7 @@
         <w:ind w:left="240"/>
       </w:pPr>
       <w:r>
-        <w:t>建设北京数据交易中心，推动公共数据授权运营，培育数据商和第三方服务机构。</w:t>
+        <w:t>明确数据要素型企业认定标准，在税收、融资、用地等方面给予政策倾斜。</w:t>
       </w:r>
     </w:p>
     <w:p>
@@ -439,7 +477,7 @@
           <w:b/>
           <w:sz w:val="24"/>
         </w:rPr>
-        <w:t>《广东省政务服务数据管理局关于印发《广东省数字政府改革建设2026年工作要点》的通知》</w:t>
+        <w:t>《北京市经济和信息化局关于印发《北京市数据基础制度先行区建设方案》的通知》</w:t>
       </w:r>
     </w:p>
     <w:p>
@@ -448,11 +486,11 @@
           <w:color w:val="646464"/>
           <w:sz w:val="20"/>
         </w:rPr>
-        <w:t>文　　号：粤政数〔2026〕18号</w:t>
+        <w:t>文　　号：京经信发〔2026〕45号</w:t>
         <w:br/>
-        <w:t>发文机关：广东省政务服务数据管理局</w:t>
+        <w:t>发文机关：北京市经济和信息化局</w:t>
         <w:br/>
-        <w:t>发文日期：2026-04-25</w:t>
+        <w:t>发文日期：2026-04-26</w:t>
       </w:r>
     </w:p>
     <w:p>
@@ -460,7 +498,7 @@
         <w:ind w:left="240"/>
       </w:pPr>
       <w:r>
-        <w:t>推进“一网通办”2.0，强化数据共享与基层治理数字化，年底前实现100项高频事项跨省通办。</w:t>
+        <w:t>在副中心建设数据基础制度先行区，开展数据资产登记、跨境数据流动等试点。</w:t>
       </w:r>
     </w:p>
     <w:p>
@@ -493,7 +531,7 @@
         <w:t xml:space="preserve">①  </w:t>
       </w:r>
       <w:r>
-        <w:t>趋势 1：数据要素市场化改革加速，多地启动数据资产入表试点，数据交易所交易规模快速增长。</w:t>
+        <w:t>趋势 1：数据要素市场化改革加速推进，国家数据局密集出台产权、流通、收益分配等配套政策，地方试点范围扩大。</w:t>
       </w:r>
     </w:p>
     <w:p>
@@ -505,7 +543,7 @@
         <w:t xml:space="preserve">②  </w:t>
       </w:r>
       <w:r>
-        <w:t>趋势 2：算力基础设施布局向绿色化、智能化演进，东数西算工程带动西部数据中心集群建设。</w:t>
+        <w:t>趋势 2：算力网络建设进入一体化调度阶段，东数西算工程升级，绿色低碳与安全防护成为刚性约束。</w:t>
       </w:r>
     </w:p>
     <w:p>
@@ -517,7 +555,7 @@
         <w:t xml:space="preserve">③  </w:t>
       </w:r>
       <w:r>
-        <w:t>趋势 3：生成式AI监管趋严，数据安全评估与内容合规成为企业AI应用的核心门槛。</w:t>
+        <w:t>趋势 3：生成式AI安全监管细化，训练数据来源审核与内容过滤要求趋严，企业合规成本上升。</w:t>
       </w:r>
     </w:p>
     <w:p>
@@ -529,7 +567,7 @@
         <w:t xml:space="preserve">④  </w:t>
       </w:r>
       <w:r>
-        <w:t>趋势 4：数字政府建设进入深水区，跨部门数据共享与“一网通办”成为提升治理效能的关键抓手。</w:t>
+        <w:t>趋势 4：公共数据授权运营从试点走向制度化，各地纷纷出台管理办法，探索数据资产化路径。</w:t>
       </w:r>
     </w:p>
     <w:p>
@@ -541,7 +579,7 @@
         <w:t xml:space="preserve">⑤  </w:t>
       </w:r>
       <w:r>
-        <w:t>趋势 5：数据标注产业获政策扶持，专业化、标准化数据服务商迎来发展机遇。</w:t>
+        <w:t>趋势 5：工业互联网与中小企业数字化转型深度融合，行业级平台建设成为政策扶持重点。</w:t>
       </w:r>
     </w:p>
     <w:p>
@@ -553,7 +591,7 @@
         <w:t xml:space="preserve">⑥  </w:t>
       </w:r>
       <w:r>
-        <w:t>趋势 6：网络安全与数据保护立法持续细化，企业合规成本上升，第三方安全服务需求激增。</w:t>
+        <w:t>趋势 6：数字中国建设顶层规划落地，各地加快制定配套实施方案，数据基础设施投资持续增长。</w:t>
       </w:r>
     </w:p>
     <w:p/>
